--- a/gdocs_build/Habakkuk.docx
+++ b/gdocs_build/Habakkuk.docx
@@ -77,51 +77,6 @@
                 <w:sz w:val="20"/>
               </w:rPr>
               <w:t>Teen 한국어</w:t>
-            </w:r>
-          </w:p>
-        </w:tc>
-      </w:tr>
-      <w:tr>
-        <w:tc>
-          <w:tcPr>
-            <w:tcW w:type="dxa" w:w="2880"/>
-          </w:tcPr>
-          <w:p>
-            <w:r/>
-            <w:r>
-              <w:rPr>
-                <w:sz w:val="18"/>
-              </w:rPr>
-            </w:r>
-          </w:p>
-        </w:tc>
-        <w:tc>
-          <w:tcPr>
-            <w:tcW w:type="dxa" w:w="2880"/>
-          </w:tcPr>
-          <w:p>
-            <w:r/>
-            <w:r>
-              <w:rPr>
-                <w:b/>
-                <w:sz w:val="18"/>
-              </w:rPr>
-              <w:t>Justice Is a Joke</w:t>
-            </w:r>
-          </w:p>
-        </w:tc>
-        <w:tc>
-          <w:tcPr>
-            <w:tcW w:type="dxa" w:w="2880"/>
-          </w:tcPr>
-          <w:p>
-            <w:r/>
-            <w:r>
-              <w:rPr>
-                <w:b/>
-                <w:sz w:val="18"/>
-              </w:rPr>
-              <w:t>정의는 농담이 됐다</w:t>
             </w:r>
           </w:p>
         </w:tc>
@@ -277,51 +232,6 @@
             <w:r/>
             <w:r>
               <w:rPr>
-                <w:sz w:val="18"/>
-              </w:rPr>
-            </w:r>
-          </w:p>
-        </w:tc>
-        <w:tc>
-          <w:tcPr>
-            <w:tcW w:type="dxa" w:w="2880"/>
-          </w:tcPr>
-          <w:p>
-            <w:r/>
-            <w:r>
-              <w:rPr>
-                <w:b/>
-                <w:sz w:val="18"/>
-              </w:rPr>
-              <w:t>God Says, “Look!”</w:t>
-            </w:r>
-          </w:p>
-        </w:tc>
-        <w:tc>
-          <w:tcPr>
-            <w:tcW w:type="dxa" w:w="2880"/>
-          </w:tcPr>
-          <w:p>
-            <w:r/>
-            <w:r>
-              <w:rPr>
-                <w:b/>
-                <w:sz w:val="18"/>
-              </w:rPr>
-              <w:t>하나님이 말씀하신다, “봐라!”</w:t>
-            </w:r>
-          </w:p>
-        </w:tc>
-      </w:tr>
-      <w:tr>
-        <w:tc>
-          <w:tcPr>
-            <w:tcW w:type="dxa" w:w="2880"/>
-          </w:tcPr>
-          <w:p>
-            <w:r/>
-            <w:r>
-              <w:rPr>
                 <w:b/>
                 <w:sz w:val="16"/>
               </w:rPr>
@@ -380,51 +290,6 @@
                 <w:sz w:val="18"/>
               </w:rPr>
               <w:t>"주변에 하나님 안 믿는 나라들을 둘러봐라. 아주 자세히, 오랫동안 봐. 충격받을 준비 단단히 해. 곧 일어날 일인데, 너희가 믿기 힘들어할 만한 일일 거다. 내가 너희를 벌하기 위해 바빌로니아 사람들을 일으킬 거거든. 그 바빌로니아 애들, 완전 사납고 무서운 애들인데, 온 세상을 정복하면서 닥치는 대로 나라들을 집어삼키고 있어. 걔네는 지들 맘대로 규칙을 만드는, 진짜 무시무시한 민족이야. 걔네 말은 바람처럼 빠르고, 배고픈 늑대처럼 공격해. 갑자기 어디선가 말발굽 소리가 천둥처럼 울리면서 달려오는데, 마치 시체 뜯어 먹으려고 맴도는 독수리 같아. 걔네는 사람 죽이러 온 거야. 머릿속에 온통 죽일 생각뿐이라고. 다람쥐가 도토리 모으듯이 희생자들을 모아. 왕들을 비웃고, 장군들을 놀리고, 성에다 침 뱉고는 먼지 속에 버려두고 가. 걔네는 결국 바람에 다 날아가 버릴 거야. 죄짓는 데 뻔뻔하고, 힘이 자기 신이라고 믿는 자들이지."</w:t>
-            </w:r>
-          </w:p>
-        </w:tc>
-      </w:tr>
-      <w:tr>
-        <w:tc>
-          <w:tcPr>
-            <w:tcW w:type="dxa" w:w="2880"/>
-          </w:tcPr>
-          <w:p>
-            <w:r/>
-            <w:r>
-              <w:rPr>
-                <w:sz w:val="18"/>
-              </w:rPr>
-            </w:r>
-          </w:p>
-        </w:tc>
-        <w:tc>
-          <w:tcPr>
-            <w:tcW w:type="dxa" w:w="2880"/>
-          </w:tcPr>
-          <w:p>
-            <w:r/>
-            <w:r>
-              <w:rPr>
-                <w:b/>
-                <w:sz w:val="18"/>
-              </w:rPr>
-              <w:t>Why Is God Silent Now?</w:t>
-            </w:r>
-          </w:p>
-        </w:tc>
-        <w:tc>
-          <w:tcPr>
-            <w:tcW w:type="dxa" w:w="2880"/>
-          </w:tcPr>
-          <w:p>
-            <w:r/>
-            <w:r>
-              <w:rPr>
-                <w:b/>
-                <w:sz w:val="18"/>
-              </w:rPr>
-              <w:t>하나님은 왜 지금 침묵하시는가</w:t>
             </w:r>
           </w:p>
         </w:tc>
@@ -776,51 +641,6 @@
                 <w:sz w:val="18"/>
               </w:rPr>
               <w:t>하나님이 내 질문에 뭐라고 대답하실까? 진짜 최악의 상황까지 각오하고 있음. 전망대 꼭대기에 올라가서 꽉 붙들고 서 있을 거임. 하나님이 뭐라고 하실지, 내 불만에 어떻게 답하실지 한번 기다려 봐야지.</w:t>
-            </w:r>
-          </w:p>
-        </w:tc>
-      </w:tr>
-      <w:tr>
-        <w:tc>
-          <w:tcPr>
-            <w:tcW w:type="dxa" w:w="2880"/>
-          </w:tcPr>
-          <w:p>
-            <w:r/>
-            <w:r>
-              <w:rPr>
-                <w:sz w:val="18"/>
-              </w:rPr>
-            </w:r>
-          </w:p>
-        </w:tc>
-        <w:tc>
-          <w:tcPr>
-            <w:tcW w:type="dxa" w:w="2880"/>
-          </w:tcPr>
-          <w:p>
-            <w:r/>
-            <w:r>
-              <w:rPr>
-                <w:b/>
-                <w:sz w:val="18"/>
-              </w:rPr>
-              <w:t>Full of Self, but Soul-Empty</w:t>
-            </w:r>
-          </w:p>
-        </w:tc>
-        <w:tc>
-          <w:tcPr>
-            <w:tcW w:type="dxa" w:w="2880"/>
-          </w:tcPr>
-          <w:p>
-            <w:r/>
-            <w:r>
-              <w:rPr>
-                <w:b/>
-                <w:sz w:val="18"/>
-              </w:rPr>
-              <w:t>자기로 가득 찼지만 영혼은 텅 비었다</w:t>
             </w:r>
           </w:p>
         </w:tc>
@@ -1294,7 +1114,7 @@
               <w:rPr>
                 <w:sz w:val="18"/>
               </w:rPr>
-              <w:t>“‘Who do you think you are, inviting your neighbors to your drunken parties, getting them wasted and dragging them into your sexual orgies? You thought you were having the time of your life, but you were wrong. It's your time to be disgraced. While you were busy partying, you were actually drinking from the cup of God's anger. You're going to wake up with a massive hangover—a hangover from the violence in Lebanon, from all the animals you slaughtered, from all the murder and chaos, from violating people and places.</w:t>
+              <w:t>“‘Who do you think you are, getting your neighbors wasted at your parties, pushing drinks on them just to see them naked? You thought you were having the time of your life, but you were wrong. It's your time to be disgraced. While you were busy partying, you were actually drinking from the cup of God's anger. You're going to wake up with a massive hangover—a hangover from the violence in Lebanon, from all the animals you slaughtered, from all the murder and chaos, from violating people and places.</w:t>
             </w:r>
           </w:p>
         </w:tc>
@@ -1317,7 +1137,7 @@
               <w:rPr>
                 <w:sz w:val="18"/>
               </w:rPr>
-              <w:t>"'네가 뭔데 이웃을 술 파티에 초대해서는, 술을 잔뜩 먹여서 음란한 짓에 끌어들이냐? 넌 인생 최고의 시간을 보내고 있다고 생각했겠지. 틀렸어! 그건 수치의 시간이야. 네가 마신 그 모든 술은 사실 하나님의 진노의 잔이었어. 넌 이제 지독한 두통과 함께 숙취에 시달리며 깨어날 거다. 레바논에서의 폭력, 동물 학살, 살인과 대혼란, 그리고 사람과 장소를 가리지 않고 저지른 네 모든 악행 때문에 생긴 숙취에 말이야.</w:t>
+              <w:t>"'네가 뭔데 이웃을 술 파티에 초대해서는, 억지로 술을 먹여서 그들의 치부를 보려고 하냐? 넌 인생 최고의 시간을 보내고 있다고 생각했겠지. 틀렸어! 그건 수치의 시간이야. 네가 마신 그 모든 술은 사실 하나님의 진노의 잔이었어. 넌 이제 지독한 두통과 함께 숙취에 시달리며 깨어날 거다. 레바논에서의 폭력, 동물 학살, 살인과 대혼란, 그리고 사람과 장소를 가리지 않고 저지른 네 모든 악행 때문에 생긴 숙취에 말이야.</w:t>
             </w:r>
           </w:p>
         </w:tc>
@@ -1527,51 +1347,6 @@
                 <w:sz w:val="20"/>
               </w:rPr>
               <w:t>Teen 한국어</w:t>
-            </w:r>
-          </w:p>
-        </w:tc>
-      </w:tr>
-      <w:tr>
-        <w:tc>
-          <w:tcPr>
-            <w:tcW w:type="dxa" w:w="2880"/>
-          </w:tcPr>
-          <w:p>
-            <w:r/>
-            <w:r>
-              <w:rPr>
-                <w:sz w:val="18"/>
-              </w:rPr>
-            </w:r>
-          </w:p>
-        </w:tc>
-        <w:tc>
-          <w:tcPr>
-            <w:tcW w:type="dxa" w:w="2880"/>
-          </w:tcPr>
-          <w:p>
-            <w:r/>
-            <w:r>
-              <w:rPr>
-                <w:b/>
-                <w:sz w:val="18"/>
-              </w:rPr>
-              <w:t>God Racing on the Crest of the Waves</w:t>
-            </w:r>
-          </w:p>
-        </w:tc>
-        <w:tc>
-          <w:tcPr>
-            <w:tcW w:type="dxa" w:w="2880"/>
-          </w:tcPr>
-          <w:p>
-            <w:r/>
-            <w:r>
-              <w:rPr>
-                <w:b/>
-                <w:sz w:val="18"/>
-              </w:rPr>
-              <w:t>파도 꼭대기를 질주하시는 하나님</w:t>
             </w:r>
           </w:p>
         </w:tc>
@@ -1903,7 +1678,7 @@
               <w:rPr>
                 <w:sz w:val="18"/>
               </w:rPr>
-              <w:t>Even if the cherry trees don't bloom and the strawberries don't get ripe, even if the apples are all nasty with worms and the wheat fields are a total fail, even if there are no sheep in the pens and no cows in the barns, I'm still going to be singing joyful praises to God. I'm doing cartwheels of joy for my Savior God. I'm counting on God's plan to win in the end, so I'm feeling brave and getting stronger. I can run like a deer. I feel like I'm the king of the mountain!</w:t>
+              <w:t>Even if the cherry trees don't bloom and the strawberries don't get ripe, even if the apples are all nasty with worms and the wheat fields are a total fail, even if there are no sheep in the pens and no cows in the barns, I'm still going to be singing joyful praises to God. I'm doing cartwheels of joy for my Savior God. I'm counting on God's rule to win in the end, so I'm feeling brave and getting stronger. I can run like a deer. I feel like I'm the king of the mountain!</w:t>
             </w:r>
           </w:p>
         </w:tc>
